--- a/이탈리아 검사/1부/1부_3화_회색지대.docx
+++ b/이탈리아 검사/1부/1부_3화_회색지대.docx
@@ -1953,7 +1953,7 @@
           <w:i w:val="0"/>
           <w:sz w:val="22"/>
         </w:rPr>
-        <w:t xml:space="preserve"> Qua da noi si dice: càlati juncu, ca passa la china. Piegati, giunco, che passa la piena. Il giunco non si spezza mai, avvocato. È la quercia che si spezza.</w:t>
+        <w:t xml:space="preserve"> Però non corra, avvocato. Chi va piano va sano e va lontano. Qua chi corre si rompe il collo, e chi sa aspettare arriva sempre.</w:t>
       </w:r>
     </w:p>
     <w:p>
@@ -5218,7 +5218,7 @@
           <w:i w:val="0"/>
           <w:sz w:val="22"/>
         </w:rPr>
-        <w:t>시칠리아 속담: «Càlati juncu, ca passa la china»</w:t>
+        <w:t>속담: «Chi va piano va sano e va lontano»</w:t>
       </w:r>
       <w:r>
         <w:rPr>
@@ -5227,7 +5227,7 @@
           <w:i w:val="0"/>
           <w:sz w:val="22"/>
         </w:rPr>
-        <w:t xml:space="preserve"> — 한국어 해설: "골풀아, 몸을 숙여라, 홍수가 지나간다." 버티지 말고 굽히면 살아남는다는 순응의 처세훈. 장면 3에서 살레미 그룹 변호사 보난노가 파올로에게 '작은 일'을 제안하며 직접 이탈리아어로 풀어 준다("Piegati, giunco, che passa la piena"). '골풀은 부러지지 않고 부러지는 건 참나무'라는 그의 덧붙임은 파올로가 앞으로 걸어갈 회색지대의 논리 자체이며, 같은 날 로마 제안을 거절하고 '참나무'로 서는 알레시오와 대비된다.</w:t>
+        <w:t xml:space="preserve"> — 한국어 해설: "천천히 가는 자가 무사히, 멀리 간다." 서두르지 말라는 흔한 이탈리아 속담. 장면 3에서 살레미 그룹 변호사 보난노가 파올로에게 '작은 일'을 제안하며 덧붙인다 — '여기서 뛰는 자는 목이 부러지고, 기다릴 줄 아는 자는 반드시 도착한다.' 평범한 생활의 지혜가 회유의 언어로 바뀌는 순간으로, 한 걸음씩 천천히 끌려 들어가게 될 파올로의 회색지대를 예고하며, 같은 날 로마 제안을 거절하고 곧장 부딪치기를 택하는 알레시오와 대비된다.</w:t>
       </w:r>
     </w:p>
     <w:p>
